--- a/Dokumen Proyek SIMBAH/Project Charter.docx
+++ b/Dokumen Proyek SIMBAH/Project Charter.docx
@@ -6912,7 +6912,7 @@
 <file path=word/numbering.xml><?xml version="1.0" encoding="utf-8"?>
 <w:numbering xmlns:wpc="http://schemas.microsoft.com/office/word/2010/wordprocessingCanvas" xmlns:cx="http://schemas.microsoft.com/office/drawing/2014/chartex" xmlns:cx1="http://schemas.microsoft.com/office/drawing/2015/9/8/chartex" xmlns:cx2="http://schemas.microsoft.com/office/drawing/2015/10/21/chartex" xmlns:cx3="http://schemas.microsoft.com/office/drawing/2016/5/9/chartex" xmlns:cx4="http://schemas.microsoft.com/office/drawing/2016/5/10/chartex" xmlns:cx5="http://schemas.microsoft.com/office/drawing/2016/5/11/chartex" xmlns:cx6="http://schemas.microsoft.com/office/drawing/2016/5/12/chartex" xmlns:cx7="http://schemas.microsoft.com/office/drawing/2016/5/13/chartex" xmlns:cx8="http://schemas.microsoft.com/office/drawing/2016/5/14/chartex" xmlns:mc="http://schemas.openxmlformats.org/markup-compatibility/2006" xmlns:aink="http://schemas.microsoft.com/office/drawing/2016/ink" xmlns:am3d="http://schemas.microsoft.com/office/drawing/2017/model3d" xmlns:o="urn:schemas-microsoft-com:office:office" xmlns:oel="http://schemas.microsoft.com/office/2019/extlst" xmlns:r="http://schemas.openxmlformats.org/officeDocument/2006/relationships" xmlns:m="http://schemas.openxmlformats.org/officeDocument/2006/math" xmlns:v="urn:schemas-microsoft-com:vml" xmlns:wp14="http://schemas.microsoft.com/office/word/2010/wordprocessingDrawing" xmlns:wp="http://schemas.openxmlformats.org/drawingml/2006/wordprocessingDrawing" xmlns:w10="urn:schemas-microsoft-com:office:word" xmlns:w="http://schemas.openxmlformats.org/wordprocessingml/2006/main" xmlns:w14="http://schemas.microsoft.com/office/word/2010/wordml" xmlns:w15="http://schemas.microsoft.com/office/word/2012/wordml" xmlns:w16cex="http://schemas.microsoft.com/office/word/2018/wordml/cex" xmlns:w16cid="http://schemas.microsoft.com/office/word/2016/wordml/cid" xmlns:w16="http://schemas.microsoft.com/office/word/2018/wordml" xmlns:w16du="http://schemas.microsoft.com/office/word/2023/wordml/word16du" xmlns:w16sdtdh="http://schemas.microsoft.com/office/word/2020/wordml/sdtdatahash" xmlns:w16sdtfl="http://schemas.microsoft.com/office/word/2024/wordml/sdtformatlock" xmlns:w16se="http://schemas.microsoft.com/office/word/2015/wordml/symex" xmlns:wpg="http://schemas.microsoft.com/office/word/2010/wordprocessingGroup" xmlns:wpi="http://schemas.microsoft.com/office/word/2010/wordprocessingInk" xmlns:wne="http://schemas.microsoft.com/office/word/2006/wordml" xmlns:wps="http://schemas.microsoft.com/office/word/2010/wordprocessingShape" mc:Ignorable="w14 w15 w16se w16cid w16 w16cex w16sdtdh w16sdtfl w16du wp14">
   <w:abstractNum w:abstractNumId="0" w15:restartNumberingAfterBreak="0">
-    <w:nsid w:val="055A7102"/>
+    <w:nsid w:val="0B254360"/>
     <w:multiLevelType w:val="multilevel"/>
     <w:tmpl w:val="FFFFFFFF"/>
     <w:lvl w:ilvl="0">
@@ -7026,7 +7026,7 @@
     </w:lvl>
   </w:abstractNum>
   <w:abstractNum w:abstractNumId="1" w15:restartNumberingAfterBreak="0">
-    <w:nsid w:val="1DA87139"/>
+    <w:nsid w:val="0C5E1529"/>
     <w:multiLevelType w:val="multilevel"/>
     <w:tmpl w:val="FFFFFFFF"/>
     <w:lvl w:ilvl="0">
@@ -7139,7 +7139,7 @@
     </w:lvl>
   </w:abstractNum>
   <w:abstractNum w:abstractNumId="2" w15:restartNumberingAfterBreak="0">
-    <w:nsid w:val="1E461E7E"/>
+    <w:nsid w:val="14326540"/>
     <w:multiLevelType w:val="multilevel"/>
     <w:tmpl w:val="FFFFFFFF"/>
     <w:lvl w:ilvl="0">
@@ -7253,7 +7253,7 @@
     </w:lvl>
   </w:abstractNum>
   <w:abstractNum w:abstractNumId="3" w15:restartNumberingAfterBreak="0">
-    <w:nsid w:val="23BA4541"/>
+    <w:nsid w:val="2C516024"/>
     <w:multiLevelType w:val="multilevel"/>
     <w:tmpl w:val="FFFFFFFF"/>
     <w:lvl w:ilvl="0">
@@ -7265,7 +7265,6 @@
         <w:ind w:left="720" w:hanging="360"/>
       </w:pPr>
       <w:rPr>
-        <w:rFonts w:ascii="Arial" w:eastAsia="Arial" w:hAnsi="Arial" w:cs="Arial"/>
         <w:u w:val="none"/>
       </w:rPr>
     </w:lvl>
@@ -7367,7 +7366,7 @@
     </w:lvl>
   </w:abstractNum>
   <w:abstractNum w:abstractNumId="4" w15:restartNumberingAfterBreak="0">
-    <w:nsid w:val="2C740D87"/>
+    <w:nsid w:val="310C4F3E"/>
     <w:multiLevelType w:val="multilevel"/>
     <w:tmpl w:val="FFFFFFFF"/>
     <w:lvl w:ilvl="0">
@@ -7480,7 +7479,7 @@
     </w:lvl>
   </w:abstractNum>
   <w:abstractNum w:abstractNumId="5" w15:restartNumberingAfterBreak="0">
-    <w:nsid w:val="2DD613E0"/>
+    <w:nsid w:val="3C92663C"/>
     <w:multiLevelType w:val="multilevel"/>
     <w:tmpl w:val="FFFFFFFF"/>
     <w:lvl w:ilvl="0">
@@ -7492,7 +7491,6 @@
         <w:ind w:left="720" w:hanging="360"/>
       </w:pPr>
       <w:rPr>
-        <w:rFonts w:ascii="Arial" w:eastAsia="Arial" w:hAnsi="Arial" w:cs="Arial"/>
         <w:u w:val="none"/>
       </w:rPr>
     </w:lvl>
@@ -7594,7 +7592,7 @@
     </w:lvl>
   </w:abstractNum>
   <w:abstractNum w:abstractNumId="6" w15:restartNumberingAfterBreak="0">
-    <w:nsid w:val="37B55C76"/>
+    <w:nsid w:val="463D4A09"/>
     <w:multiLevelType w:val="multilevel"/>
     <w:tmpl w:val="FFFFFFFF"/>
     <w:lvl w:ilvl="0">
@@ -7708,7 +7706,7 @@
     </w:lvl>
   </w:abstractNum>
   <w:abstractNum w:abstractNumId="7" w15:restartNumberingAfterBreak="0">
-    <w:nsid w:val="43B8289D"/>
+    <w:nsid w:val="515E4FDE"/>
     <w:multiLevelType w:val="multilevel"/>
     <w:tmpl w:val="FFFFFFFF"/>
     <w:lvl w:ilvl="0">
@@ -7822,7 +7820,7 @@
     </w:lvl>
   </w:abstractNum>
   <w:abstractNum w:abstractNumId="8" w15:restartNumberingAfterBreak="0">
-    <w:nsid w:val="4A765EBE"/>
+    <w:nsid w:val="536054CF"/>
     <w:multiLevelType w:val="multilevel"/>
     <w:tmpl w:val="FFFFFFFF"/>
     <w:lvl w:ilvl="0">
@@ -7936,25 +7934,26 @@
     </w:lvl>
   </w:abstractNum>
   <w:abstractNum w:abstractNumId="9" w15:restartNumberingAfterBreak="0">
-    <w:nsid w:val="55E3393D"/>
+    <w:nsid w:val="53C85966"/>
     <w:multiLevelType w:val="multilevel"/>
     <w:tmpl w:val="FFFFFFFF"/>
     <w:lvl w:ilvl="0">
       <w:start w:val="1"/>
-      <w:numFmt w:val="decimal"/>
-      <w:lvlText w:val="%1."/>
+      <w:numFmt w:val="bullet"/>
+      <w:lvlText w:val="●"/>
       <w:lvlJc w:val="left"/>
       <w:pPr>
         <w:ind w:left="720" w:hanging="360"/>
       </w:pPr>
       <w:rPr>
+        <w:rFonts w:ascii="Arial" w:eastAsia="Arial" w:hAnsi="Arial" w:cs="Arial"/>
         <w:u w:val="none"/>
       </w:rPr>
     </w:lvl>
     <w:lvl w:ilvl="1">
       <w:start w:val="1"/>
-      <w:numFmt w:val="lowerLetter"/>
-      <w:lvlText w:val="%2."/>
+      <w:numFmt w:val="bullet"/>
+      <w:lvlText w:val="○"/>
       <w:lvlJc w:val="left"/>
       <w:pPr>
         <w:ind w:left="1440" w:hanging="360"/>
@@ -7965,8 +7964,8 @@
     </w:lvl>
     <w:lvl w:ilvl="2">
       <w:start w:val="1"/>
-      <w:numFmt w:val="lowerRoman"/>
-      <w:lvlText w:val="%3."/>
+      <w:numFmt w:val="bullet"/>
+      <w:lvlText w:val="■"/>
       <w:lvlJc w:val="left"/>
       <w:pPr>
         <w:ind w:left="2160" w:hanging="360"/>
@@ -7977,8 +7976,8 @@
     </w:lvl>
     <w:lvl w:ilvl="3">
       <w:start w:val="1"/>
-      <w:numFmt w:val="decimal"/>
-      <w:lvlText w:val="%4."/>
+      <w:numFmt w:val="bullet"/>
+      <w:lvlText w:val="●"/>
       <w:lvlJc w:val="left"/>
       <w:pPr>
         <w:ind w:left="2880" w:hanging="360"/>
@@ -7989,8 +7988,8 @@
     </w:lvl>
     <w:lvl w:ilvl="4">
       <w:start w:val="1"/>
-      <w:numFmt w:val="lowerLetter"/>
-      <w:lvlText w:val="%5."/>
+      <w:numFmt w:val="bullet"/>
+      <w:lvlText w:val="○"/>
       <w:lvlJc w:val="left"/>
       <w:pPr>
         <w:ind w:left="3600" w:hanging="360"/>
@@ -8001,8 +8000,8 @@
     </w:lvl>
     <w:lvl w:ilvl="5">
       <w:start w:val="1"/>
-      <w:numFmt w:val="lowerRoman"/>
-      <w:lvlText w:val="%6."/>
+      <w:numFmt w:val="bullet"/>
+      <w:lvlText w:val="■"/>
       <w:lvlJc w:val="left"/>
       <w:pPr>
         <w:ind w:left="4320" w:hanging="360"/>
@@ -8013,8 +8012,8 @@
     </w:lvl>
     <w:lvl w:ilvl="6">
       <w:start w:val="1"/>
-      <w:numFmt w:val="decimal"/>
-      <w:lvlText w:val="%7."/>
+      <w:numFmt w:val="bullet"/>
+      <w:lvlText w:val="●"/>
       <w:lvlJc w:val="left"/>
       <w:pPr>
         <w:ind w:left="5040" w:hanging="360"/>
@@ -8025,8 +8024,8 @@
     </w:lvl>
     <w:lvl w:ilvl="7">
       <w:start w:val="1"/>
-      <w:numFmt w:val="lowerLetter"/>
-      <w:lvlText w:val="%8."/>
+      <w:numFmt w:val="bullet"/>
+      <w:lvlText w:val="○"/>
       <w:lvlJc w:val="left"/>
       <w:pPr>
         <w:ind w:left="5760" w:hanging="360"/>
@@ -8037,8 +8036,8 @@
     </w:lvl>
     <w:lvl w:ilvl="8">
       <w:start w:val="1"/>
-      <w:numFmt w:val="lowerRoman"/>
-      <w:lvlText w:val="%9."/>
+      <w:numFmt w:val="bullet"/>
+      <w:lvlText w:val="■"/>
       <w:lvlJc w:val="left"/>
       <w:pPr>
         <w:ind w:left="6480" w:hanging="360"/>
@@ -8049,25 +8048,26 @@
     </w:lvl>
   </w:abstractNum>
   <w:abstractNum w:abstractNumId="10" w15:restartNumberingAfterBreak="0">
-    <w:nsid w:val="7B3B659D"/>
+    <w:nsid w:val="6DFD625D"/>
     <w:multiLevelType w:val="multilevel"/>
     <w:tmpl w:val="FFFFFFFF"/>
     <w:lvl w:ilvl="0">
       <w:start w:val="1"/>
-      <w:numFmt w:val="bullet"/>
-      <w:lvlText w:val="●"/>
+      <w:numFmt w:val="decimal"/>
+      <w:lvlText w:val="%1."/>
       <w:lvlJc w:val="left"/>
       <w:pPr>
         <w:ind w:left="720" w:hanging="360"/>
       </w:pPr>
       <w:rPr>
+        <w:rFonts w:ascii="Arial" w:eastAsia="Arial" w:hAnsi="Arial" w:cs="Arial"/>
         <w:u w:val="none"/>
       </w:rPr>
     </w:lvl>
     <w:lvl w:ilvl="1">
       <w:start w:val="1"/>
-      <w:numFmt w:val="bullet"/>
-      <w:lvlText w:val="○"/>
+      <w:numFmt w:val="lowerLetter"/>
+      <w:lvlText w:val="%2."/>
       <w:lvlJc w:val="left"/>
       <w:pPr>
         <w:ind w:left="1440" w:hanging="360"/>
@@ -8078,8 +8078,8 @@
     </w:lvl>
     <w:lvl w:ilvl="2">
       <w:start w:val="1"/>
-      <w:numFmt w:val="bullet"/>
-      <w:lvlText w:val="■"/>
+      <w:numFmt w:val="lowerRoman"/>
+      <w:lvlText w:val="%3."/>
       <w:lvlJc w:val="left"/>
       <w:pPr>
         <w:ind w:left="2160" w:hanging="360"/>
@@ -8090,8 +8090,8 @@
     </w:lvl>
     <w:lvl w:ilvl="3">
       <w:start w:val="1"/>
-      <w:numFmt w:val="bullet"/>
-      <w:lvlText w:val="●"/>
+      <w:numFmt w:val="decimal"/>
+      <w:lvlText w:val="%4."/>
       <w:lvlJc w:val="left"/>
       <w:pPr>
         <w:ind w:left="2880" w:hanging="360"/>
@@ -8102,8 +8102,8 @@
     </w:lvl>
     <w:lvl w:ilvl="4">
       <w:start w:val="1"/>
-      <w:numFmt w:val="bullet"/>
-      <w:lvlText w:val="○"/>
+      <w:numFmt w:val="lowerLetter"/>
+      <w:lvlText w:val="%5."/>
       <w:lvlJc w:val="left"/>
       <w:pPr>
         <w:ind w:left="3600" w:hanging="360"/>
@@ -8114,8 +8114,8 @@
     </w:lvl>
     <w:lvl w:ilvl="5">
       <w:start w:val="1"/>
-      <w:numFmt w:val="bullet"/>
-      <w:lvlText w:val="■"/>
+      <w:numFmt w:val="lowerRoman"/>
+      <w:lvlText w:val="%6."/>
       <w:lvlJc w:val="left"/>
       <w:pPr>
         <w:ind w:left="4320" w:hanging="360"/>
@@ -8126,8 +8126,8 @@
     </w:lvl>
     <w:lvl w:ilvl="6">
       <w:start w:val="1"/>
-      <w:numFmt w:val="bullet"/>
-      <w:lvlText w:val="●"/>
+      <w:numFmt w:val="decimal"/>
+      <w:lvlText w:val="%7."/>
       <w:lvlJc w:val="left"/>
       <w:pPr>
         <w:ind w:left="5040" w:hanging="360"/>
@@ -8138,8 +8138,8 @@
     </w:lvl>
     <w:lvl w:ilvl="7">
       <w:start w:val="1"/>
-      <w:numFmt w:val="bullet"/>
-      <w:lvlText w:val="○"/>
+      <w:numFmt w:val="lowerLetter"/>
+      <w:lvlText w:val="%8."/>
       <w:lvlJc w:val="left"/>
       <w:pPr>
         <w:ind w:left="5760" w:hanging="360"/>
@@ -8150,8 +8150,8 @@
     </w:lvl>
     <w:lvl w:ilvl="8">
       <w:start w:val="1"/>
-      <w:numFmt w:val="bullet"/>
-      <w:lvlText w:val="■"/>
+      <w:numFmt w:val="lowerRoman"/>
+      <w:lvlText w:val="%9."/>
       <w:lvlJc w:val="left"/>
       <w:pPr>
         <w:ind w:left="6480" w:hanging="360"/>
@@ -8161,38 +8161,38 @@
       </w:rPr>
     </w:lvl>
   </w:abstractNum>
-  <w:num w:numId="1" w16cid:durableId="1509173826">
+  <w:num w:numId="1" w16cid:durableId="1603756187">
+    <w:abstractNumId w:val="1"/>
+  </w:num>
+  <w:num w:numId="2" w16cid:durableId="313871333">
+    <w:abstractNumId w:val="6"/>
+  </w:num>
+  <w:num w:numId="3" w16cid:durableId="1840150287">
+    <w:abstractNumId w:val="0"/>
+  </w:num>
+  <w:num w:numId="4" w16cid:durableId="1744060400">
+    <w:abstractNumId w:val="8"/>
+  </w:num>
+  <w:num w:numId="5" w16cid:durableId="2076122298">
     <w:abstractNumId w:val="4"/>
   </w:num>
-  <w:num w:numId="2" w16cid:durableId="1464229572">
+  <w:num w:numId="6" w16cid:durableId="1100880781">
+    <w:abstractNumId w:val="7"/>
+  </w:num>
+  <w:num w:numId="7" w16cid:durableId="890924946">
     <w:abstractNumId w:val="3"/>
   </w:num>
-  <w:num w:numId="3" w16cid:durableId="1129978638">
-    <w:abstractNumId w:val="0"/>
-  </w:num>
-  <w:num w:numId="4" w16cid:durableId="590283765">
-    <w:abstractNumId w:val="7"/>
-  </w:num>
-  <w:num w:numId="5" w16cid:durableId="394553533">
-    <w:abstractNumId w:val="1"/>
-  </w:num>
-  <w:num w:numId="6" w16cid:durableId="1199513833">
-    <w:abstractNumId w:val="8"/>
-  </w:num>
-  <w:num w:numId="7" w16cid:durableId="1990819353">
+  <w:num w:numId="8" w16cid:durableId="379326248">
     <w:abstractNumId w:val="10"/>
   </w:num>
-  <w:num w:numId="8" w16cid:durableId="388840320">
+  <w:num w:numId="9" w16cid:durableId="266500223">
     <w:abstractNumId w:val="2"/>
   </w:num>
-  <w:num w:numId="9" w16cid:durableId="183524607">
+  <w:num w:numId="10" w16cid:durableId="273287431">
+    <w:abstractNumId w:val="9"/>
+  </w:num>
+  <w:num w:numId="11" w16cid:durableId="2075159123">
     <w:abstractNumId w:val="5"/>
-  </w:num>
-  <w:num w:numId="10" w16cid:durableId="1540043667">
-    <w:abstractNumId w:val="6"/>
-  </w:num>
-  <w:num w:numId="11" w16cid:durableId="1574391745">
-    <w:abstractNumId w:val="9"/>
   </w:num>
 </w:numbering>
 </file>
